--- a/booklet/永續企業治理小冊子_A5.docx
+++ b/booklet/永續企業治理小冊子_A5.docx
@@ -14,7 +14,7 @@
       </w:pPr>
       <w:r>
         <w:rPr>
-          <w:rFonts w:ascii="Calibri" w:eastAsia="微軟正黑體" w:hAnsi="Calibri"/>
+          <w:rFonts w:ascii="Noto Sans CJK TC" w:eastAsia="Noto Sans CJK TC" w:hAnsi="Noto Sans CJK TC"/>
           <w:b/>
           <w:bCs/>
           <w:color w:val="C8A356"/>
@@ -32,7 +32,7 @@
       </w:pPr>
       <w:r>
         <w:rPr>
-          <w:rFonts w:ascii="Calibri" w:eastAsia="微軟正黑體" w:hAnsi="Calibri"/>
+          <w:rFonts w:ascii="Noto Serif CJK TC" w:eastAsia="Noto Serif CJK TC" w:hAnsi="Noto Serif CJK TC"/>
           <w:b/>
           <w:bCs/>
           <w:color w:val="1F3A4D"/>
@@ -49,7 +49,7 @@
       </w:pPr>
       <w:r>
         <w:rPr>
-          <w:rFonts w:ascii="Calibri" w:eastAsia="微軟正黑體" w:hAnsi="Calibri"/>
+          <w:rFonts w:ascii="Noto Serif CJK TC" w:eastAsia="Noto Serif CJK TC" w:hAnsi="Noto Serif CJK TC"/>
           <w:b/>
           <w:bCs/>
           <w:color w:val="1F3A4D"/>
@@ -66,7 +66,7 @@
       </w:pPr>
       <w:r>
         <w:rPr>
-          <w:rFonts w:ascii="Calibri" w:eastAsia="微軟正黑體" w:hAnsi="Calibri"/>
+          <w:rFonts w:ascii="Noto Serif CJK TC" w:eastAsia="Noto Serif CJK TC" w:hAnsi="Noto Serif CJK TC"/>
           <w:color w:val="8C6239"/>
           <w:sz w:val="24"/>
           <w:szCs w:val="24"/>
@@ -127,7 +127,7 @@
       </w:pPr>
       <w:r>
         <w:rPr>
-          <w:rFonts w:ascii="Calibri" w:eastAsia="微軟正黑體" w:hAnsi="Calibri"/>
+          <w:rFonts w:ascii="Noto Serif CJK TC" w:eastAsia="Noto Serif CJK TC" w:hAnsi="Noto Serif CJK TC"/>
           <w:color w:val="2B2B28"/>
           <w:sz w:val="21"/>
           <w:szCs w:val="21"/>
@@ -141,7 +141,7 @@
       </w:pPr>
       <w:r>
         <w:rPr>
-          <w:rFonts w:ascii="Calibri" w:eastAsia="微軟正黑體" w:hAnsi="Calibri"/>
+          <w:rFonts w:ascii="Noto Serif CJK TC" w:eastAsia="Noto Serif CJK TC" w:hAnsi="Noto Serif CJK TC"/>
           <w:color w:val="6E6A60"/>
           <w:sz w:val="18"/>
           <w:szCs w:val="18"/>
@@ -159,7 +159,7 @@
       </w:pPr>
       <w:r>
         <w:rPr>
-          <w:rFonts w:ascii="Calibri" w:eastAsia="微軟正黑體" w:hAnsi="Calibri"/>
+          <w:rFonts w:ascii="Noto Sans CJK TC" w:eastAsia="Noto Sans CJK TC" w:hAnsi="Noto Sans CJK TC"/>
           <w:b/>
           <w:bCs/>
           <w:color w:val="1F3A4D"/>
@@ -178,7 +178,7 @@
       </w:pPr>
       <w:r>
         <w:rPr>
-          <w:rFonts w:ascii="Calibri" w:eastAsia="微軟正黑體" w:hAnsi="Calibri"/>
+          <w:rFonts w:ascii="Noto Sans CJK TC" w:eastAsia="Noto Sans CJK TC" w:hAnsi="Noto Sans CJK TC"/>
           <w:color w:val="2B2B28"/>
           <w:sz w:val="20"/>
           <w:szCs w:val="20"/>
@@ -187,7 +187,7 @@
       </w:r>
       <w:r>
         <w:rPr>
-          <w:rFonts w:ascii="Calibri" w:eastAsia="微軟正黑體" w:hAnsi="Calibri"/>
+          <w:rFonts w:ascii="Noto Sans CJK TC" w:eastAsia="Noto Sans CJK TC" w:hAnsi="Noto Sans CJK TC"/>
           <w:color w:val="8C6239"/>
           <w:sz w:val="20"/>
           <w:szCs w:val="20"/>
@@ -204,7 +204,7 @@
       </w:pPr>
       <w:r>
         <w:rPr>
-          <w:rFonts w:ascii="Calibri" w:eastAsia="微軟正黑體" w:hAnsi="Calibri"/>
+          <w:rFonts w:ascii="Noto Sans CJK TC" w:eastAsia="Noto Sans CJK TC" w:hAnsi="Noto Sans CJK TC"/>
           <w:color w:val="2B2B28"/>
           <w:sz w:val="20"/>
           <w:szCs w:val="20"/>
@@ -213,7 +213,7 @@
       </w:r>
       <w:r>
         <w:rPr>
-          <w:rFonts w:ascii="Calibri" w:eastAsia="微軟正黑體" w:hAnsi="Calibri"/>
+          <w:rFonts w:ascii="Noto Sans CJK TC" w:eastAsia="Noto Sans CJK TC" w:hAnsi="Noto Sans CJK TC"/>
           <w:color w:val="8C6239"/>
           <w:sz w:val="20"/>
           <w:szCs w:val="20"/>
@@ -230,7 +230,7 @@
       </w:pPr>
       <w:r>
         <w:rPr>
-          <w:rFonts w:ascii="Calibri" w:eastAsia="微軟正黑體" w:hAnsi="Calibri"/>
+          <w:rFonts w:ascii="Noto Sans CJK TC" w:eastAsia="Noto Sans CJK TC" w:hAnsi="Noto Sans CJK TC"/>
           <w:color w:val="2B2B28"/>
           <w:sz w:val="20"/>
           <w:szCs w:val="20"/>
@@ -239,12 +239,12 @@
       </w:r>
       <w:r>
         <w:rPr>
-          <w:rFonts w:ascii="Calibri" w:eastAsia="微軟正黑體" w:hAnsi="Calibri"/>
+          <w:rFonts w:ascii="Noto Sans CJK TC" w:eastAsia="Noto Sans CJK TC" w:hAnsi="Noto Sans CJK TC"/>
           <w:color w:val="8C6239"/>
           <w:sz w:val="20"/>
           <w:szCs w:val="20"/>
         </w:rPr>
-        <w:t xml:space="preserve">	7</w:t>
+        <w:t xml:space="preserve">	8</w:t>
       </w:r>
     </w:p>
     <w:p>
@@ -256,7 +256,7 @@
       </w:pPr>
       <w:r>
         <w:rPr>
-          <w:rFonts w:ascii="Calibri" w:eastAsia="微軟正黑體" w:hAnsi="Calibri"/>
+          <w:rFonts w:ascii="Noto Sans CJK TC" w:eastAsia="Noto Sans CJK TC" w:hAnsi="Noto Sans CJK TC"/>
           <w:color w:val="2B2B28"/>
           <w:sz w:val="20"/>
           <w:szCs w:val="20"/>
@@ -265,12 +265,12 @@
       </w:r>
       <w:r>
         <w:rPr>
-          <w:rFonts w:ascii="Calibri" w:eastAsia="微軟正黑體" w:hAnsi="Calibri"/>
+          <w:rFonts w:ascii="Noto Sans CJK TC" w:eastAsia="Noto Sans CJK TC" w:hAnsi="Noto Sans CJK TC"/>
           <w:color w:val="8C6239"/>
           <w:sz w:val="20"/>
           <w:szCs w:val="20"/>
         </w:rPr>
-        <w:t xml:space="preserve">	9</w:t>
+        <w:t xml:space="preserve">	10</w:t>
       </w:r>
     </w:p>
     <w:p>
@@ -282,7 +282,7 @@
       </w:pPr>
       <w:r>
         <w:rPr>
-          <w:rFonts w:ascii="Calibri" w:eastAsia="微軟正黑體" w:hAnsi="Calibri"/>
+          <w:rFonts w:ascii="Noto Sans CJK TC" w:eastAsia="Noto Sans CJK TC" w:hAnsi="Noto Sans CJK TC"/>
           <w:color w:val="2B2B28"/>
           <w:sz w:val="20"/>
           <w:szCs w:val="20"/>
@@ -291,12 +291,12 @@
       </w:r>
       <w:r>
         <w:rPr>
-          <w:rFonts w:ascii="Calibri" w:eastAsia="微軟正黑體" w:hAnsi="Calibri"/>
+          <w:rFonts w:ascii="Noto Sans CJK TC" w:eastAsia="Noto Sans CJK TC" w:hAnsi="Noto Sans CJK TC"/>
           <w:color w:val="8C6239"/>
           <w:sz w:val="20"/>
           <w:szCs w:val="20"/>
         </w:rPr>
-        <w:t xml:space="preserve">	11</w:t>
+        <w:t xml:space="preserve">	12</w:t>
       </w:r>
     </w:p>
     <w:p>
@@ -308,7 +308,7 @@
       </w:pPr>
       <w:r>
         <w:rPr>
-          <w:rFonts w:ascii="Calibri" w:eastAsia="微軟正黑體" w:hAnsi="Calibri"/>
+          <w:rFonts w:ascii="Noto Sans CJK TC" w:eastAsia="Noto Sans CJK TC" w:hAnsi="Noto Sans CJK TC"/>
           <w:color w:val="2B2B28"/>
           <w:sz w:val="20"/>
           <w:szCs w:val="20"/>
@@ -317,12 +317,12 @@
       </w:r>
       <w:r>
         <w:rPr>
-          <w:rFonts w:ascii="Calibri" w:eastAsia="微軟正黑體" w:hAnsi="Calibri"/>
+          <w:rFonts w:ascii="Noto Sans CJK TC" w:eastAsia="Noto Sans CJK TC" w:hAnsi="Noto Sans CJK TC"/>
           <w:color w:val="8C6239"/>
           <w:sz w:val="20"/>
           <w:szCs w:val="20"/>
         </w:rPr>
-        <w:t xml:space="preserve">	13</w:t>
+        <w:t xml:space="preserve">	14</w:t>
       </w:r>
     </w:p>
     <w:p>
@@ -334,7 +334,7 @@
       </w:pPr>
       <w:r>
         <w:rPr>
-          <w:rFonts w:ascii="Calibri" w:eastAsia="微軟正黑體" w:hAnsi="Calibri"/>
+          <w:rFonts w:ascii="Noto Sans CJK TC" w:eastAsia="Noto Sans CJK TC" w:hAnsi="Noto Sans CJK TC"/>
           <w:color w:val="2B2B28"/>
           <w:sz w:val="20"/>
           <w:szCs w:val="20"/>
@@ -343,12 +343,12 @@
       </w:r>
       <w:r>
         <w:rPr>
-          <w:rFonts w:ascii="Calibri" w:eastAsia="微軟正黑體" w:hAnsi="Calibri"/>
+          <w:rFonts w:ascii="Noto Sans CJK TC" w:eastAsia="Noto Sans CJK TC" w:hAnsi="Noto Sans CJK TC"/>
           <w:color w:val="8C6239"/>
           <w:sz w:val="20"/>
           <w:szCs w:val="20"/>
         </w:rPr>
-        <w:t xml:space="preserve">	15</w:t>
+        <w:t xml:space="preserve">	16</w:t>
       </w:r>
     </w:p>
     <w:p>
@@ -360,7 +360,7 @@
       </w:pPr>
       <w:r>
         <w:rPr>
-          <w:rFonts w:ascii="Calibri" w:eastAsia="微軟正黑體" w:hAnsi="Calibri"/>
+          <w:rFonts w:ascii="Noto Sans CJK TC" w:eastAsia="Noto Sans CJK TC" w:hAnsi="Noto Sans CJK TC"/>
           <w:color w:val="2B2B28"/>
           <w:sz w:val="20"/>
           <w:szCs w:val="20"/>
@@ -369,12 +369,12 @@
       </w:r>
       <w:r>
         <w:rPr>
-          <w:rFonts w:ascii="Calibri" w:eastAsia="微軟正黑體" w:hAnsi="Calibri"/>
+          <w:rFonts w:ascii="Noto Sans CJK TC" w:eastAsia="Noto Sans CJK TC" w:hAnsi="Noto Sans CJK TC"/>
           <w:color w:val="8C6239"/>
           <w:sz w:val="20"/>
           <w:szCs w:val="20"/>
         </w:rPr>
-        <w:t xml:space="preserve">	17</w:t>
+        <w:t xml:space="preserve">	18</w:t>
       </w:r>
     </w:p>
     <w:p>
@@ -386,7 +386,7 @@
       </w:pPr>
       <w:r>
         <w:rPr>
-          <w:rFonts w:ascii="Calibri" w:eastAsia="微軟正黑體" w:hAnsi="Calibri"/>
+          <w:rFonts w:ascii="Noto Sans CJK TC" w:eastAsia="Noto Sans CJK TC" w:hAnsi="Noto Sans CJK TC"/>
           <w:color w:val="2B2B28"/>
           <w:sz w:val="20"/>
           <w:szCs w:val="20"/>
@@ -395,12 +395,12 @@
       </w:r>
       <w:r>
         <w:rPr>
-          <w:rFonts w:ascii="Calibri" w:eastAsia="微軟正黑體" w:hAnsi="Calibri"/>
+          <w:rFonts w:ascii="Noto Sans CJK TC" w:eastAsia="Noto Sans CJK TC" w:hAnsi="Noto Sans CJK TC"/>
           <w:color w:val="8C6239"/>
           <w:sz w:val="20"/>
           <w:szCs w:val="20"/>
         </w:rPr>
-        <w:t xml:space="preserve">	19</w:t>
+        <w:t xml:space="preserve">	20</w:t>
       </w:r>
     </w:p>
     <w:p>
@@ -412,7 +412,7 @@
       </w:pPr>
       <w:r>
         <w:rPr>
-          <w:rFonts w:ascii="Calibri" w:eastAsia="微軟正黑體" w:hAnsi="Calibri"/>
+          <w:rFonts w:ascii="Noto Sans CJK TC" w:eastAsia="Noto Sans CJK TC" w:hAnsi="Noto Sans CJK TC"/>
           <w:color w:val="2B2B28"/>
           <w:sz w:val="20"/>
           <w:szCs w:val="20"/>
@@ -421,12 +421,12 @@
       </w:r>
       <w:r>
         <w:rPr>
-          <w:rFonts w:ascii="Calibri" w:eastAsia="微軟正黑體" w:hAnsi="Calibri"/>
+          <w:rFonts w:ascii="Noto Sans CJK TC" w:eastAsia="Noto Sans CJK TC" w:hAnsi="Noto Sans CJK TC"/>
           <w:color w:val="8C6239"/>
           <w:sz w:val="20"/>
           <w:szCs w:val="20"/>
         </w:rPr>
-        <w:t xml:space="preserve">	20</w:t>
+        <w:t xml:space="preserve">	21</w:t>
       </w:r>
     </w:p>
     <w:p>
@@ -444,7 +444,7 @@
       </w:pPr>
       <w:r>
         <w:rPr>
-          <w:rFonts w:ascii="Calibri" w:eastAsia="微軟正黑體" w:hAnsi="Calibri"/>
+          <w:rFonts w:ascii="Noto Serif CJK TC" w:eastAsia="Noto Serif CJK TC" w:hAnsi="Noto Serif CJK TC"/>
           <w:color w:val="6E6A60"/>
           <w:sz w:val="16"/>
           <w:szCs w:val="16"/>
@@ -463,7 +463,7 @@
       </w:pPr>
       <w:r>
         <w:rPr>
-          <w:rFonts w:ascii="Calibri" w:eastAsia="微軟正黑體" w:hAnsi="Calibri"/>
+          <w:rFonts w:ascii="Noto Sans CJK TC" w:eastAsia="Noto Sans CJK TC" w:hAnsi="Noto Sans CJK TC"/>
           <w:b/>
           <w:bCs/>
           <w:color w:val="1F3A4D"/>
@@ -480,7 +480,7 @@
       </w:pPr>
       <w:r>
         <w:rPr>
-          <w:rFonts w:ascii="Calibri" w:eastAsia="微軟正黑體" w:hAnsi="Calibri"/>
+          <w:rFonts w:ascii="Noto Serif CJK TC" w:eastAsia="Noto Serif CJK TC" w:hAnsi="Noto Serif CJK TC"/>
           <w:b/>
           <w:bCs/>
           <w:color w:val="2B2B28"/>
@@ -491,7 +491,7 @@
       </w:r>
       <w:r>
         <w:rPr>
-          <w:rFonts w:ascii="Calibri" w:eastAsia="微軟正黑體" w:hAnsi="Calibri"/>
+          <w:rFonts w:ascii="Noto Serif CJK TC" w:eastAsia="Noto Serif CJK TC" w:hAnsi="Noto Serif CJK TC"/>
           <w:color w:val="2B2B28"/>
           <w:sz w:val="19"/>
           <w:szCs w:val="19"/>
@@ -500,7 +500,7 @@
       </w:r>
       <w:r>
         <w:rPr>
-          <w:rFonts w:ascii="Calibri" w:eastAsia="微軟正黑體" w:hAnsi="Calibri"/>
+          <w:rFonts w:ascii="Noto Serif CJK TC" w:eastAsia="Noto Serif CJK TC" w:hAnsi="Noto Serif CJK TC"/>
           <w:b/>
           <w:bCs/>
           <w:color w:val="1F3A4D"/>
@@ -517,7 +517,7 @@
       </w:pPr>
       <w:r>
         <w:rPr>
-          <w:rFonts w:ascii="Calibri" w:eastAsia="微軟正黑體" w:hAnsi="Calibri"/>
+          <w:rFonts w:ascii="Noto Serif CJK TC" w:eastAsia="Noto Serif CJK TC" w:hAnsi="Noto Serif CJK TC"/>
           <w:b/>
           <w:bCs/>
           <w:color w:val="2B2B28"/>
@@ -528,7 +528,7 @@
       </w:r>
       <w:r>
         <w:rPr>
-          <w:rFonts w:ascii="Calibri" w:eastAsia="微軟正黑體" w:hAnsi="Calibri"/>
+          <w:rFonts w:ascii="Noto Serif CJK TC" w:eastAsia="Noto Serif CJK TC" w:hAnsi="Noto Serif CJK TC"/>
           <w:color w:val="2B2B28"/>
           <w:sz w:val="19"/>
           <w:szCs w:val="19"/>
@@ -543,7 +543,7 @@
       </w:pPr>
       <w:r>
         <w:rPr>
-          <w:rFonts w:ascii="Calibri" w:eastAsia="微軟正黑體" w:hAnsi="Calibri"/>
+          <w:rFonts w:ascii="Noto Serif CJK TC" w:eastAsia="Noto Serif CJK TC" w:hAnsi="Noto Serif CJK TC"/>
           <w:b/>
           <w:bCs/>
           <w:color w:val="2B2B28"/>
@@ -554,7 +554,7 @@
       </w:r>
       <w:r>
         <w:rPr>
-          <w:rFonts w:ascii="Calibri" w:eastAsia="微軟正黑體" w:hAnsi="Calibri"/>
+          <w:rFonts w:ascii="Noto Serif CJK TC" w:eastAsia="Noto Serif CJK TC" w:hAnsi="Noto Serif CJK TC"/>
           <w:color w:val="2B2B28"/>
           <w:sz w:val="19"/>
           <w:szCs w:val="19"/>
@@ -573,7 +573,7 @@
       </w:pPr>
       <w:r>
         <w:rPr>
-          <w:rFonts w:ascii="Calibri" w:eastAsia="微軟正黑體" w:hAnsi="Calibri"/>
+          <w:rFonts w:ascii="Noto Serif CJK TC" w:eastAsia="Noto Serif CJK TC" w:hAnsi="Noto Serif CJK TC"/>
           <w:b/>
           <w:bCs/>
           <w:color w:val="1F3A4D"/>
@@ -636,7 +636,7 @@
       </w:pPr>
       <w:r>
         <w:rPr>
-          <w:rFonts w:ascii="Calibri" w:eastAsia="微軟正黑體" w:hAnsi="Calibri"/>
+          <w:rFonts w:ascii="Noto Sans CJK TC" w:eastAsia="Noto Sans CJK TC" w:hAnsi="Noto Sans CJK TC"/>
           <w:color w:val="6E6A60"/>
           <w:sz w:val="16"/>
           <w:szCs w:val="16"/>
@@ -655,7 +655,7 @@
       </w:pPr>
       <w:r>
         <w:rPr>
-          <w:rFonts w:ascii="Calibri" w:eastAsia="微軟正黑體" w:hAnsi="Calibri"/>
+          <w:rFonts w:ascii="Noto Sans CJK TC" w:eastAsia="Noto Sans CJK TC" w:hAnsi="Noto Sans CJK TC"/>
           <w:b/>
           <w:bCs/>
           <w:color w:val="1F3A4D"/>
@@ -677,7 +677,7 @@
       </w:pPr>
       <w:r>
         <w:rPr>
-          <w:rFonts w:ascii="Calibri" w:eastAsia="微軟正黑體" w:hAnsi="Calibri"/>
+          <w:rFonts w:ascii="Noto Serif CJK TC" w:eastAsia="Noto Serif CJK TC" w:hAnsi="Noto Serif CJK TC"/>
           <w:b/>
           <w:bCs/>
           <w:color w:val="2B2B28"/>
@@ -688,7 +688,7 @@
       </w:r>
       <w:r>
         <w:rPr>
-          <w:rFonts w:ascii="Calibri" w:eastAsia="微軟正黑體" w:hAnsi="Calibri"/>
+          <w:rFonts w:ascii="Noto Serif CJK TC" w:eastAsia="Noto Serif CJK TC" w:hAnsi="Noto Serif CJK TC"/>
           <w:color w:val="2B2B28"/>
           <w:sz w:val="19"/>
           <w:szCs w:val="19"/>
@@ -708,7 +708,7 @@
       </w:pPr>
       <w:r>
         <w:rPr>
-          <w:rFonts w:ascii="Calibri" w:eastAsia="微軟正黑體" w:hAnsi="Calibri"/>
+          <w:rFonts w:ascii="Noto Serif CJK TC" w:eastAsia="Noto Serif CJK TC" w:hAnsi="Noto Serif CJK TC"/>
           <w:b/>
           <w:bCs/>
           <w:color w:val="2B2B28"/>
@@ -719,7 +719,7 @@
       </w:r>
       <w:r>
         <w:rPr>
-          <w:rFonts w:ascii="Calibri" w:eastAsia="微軟正黑體" w:hAnsi="Calibri"/>
+          <w:rFonts w:ascii="Noto Serif CJK TC" w:eastAsia="Noto Serif CJK TC" w:hAnsi="Noto Serif CJK TC"/>
           <w:color w:val="2B2B28"/>
           <w:sz w:val="19"/>
           <w:szCs w:val="19"/>
@@ -739,7 +739,7 @@
       </w:pPr>
       <w:r>
         <w:rPr>
-          <w:rFonts w:ascii="Calibri" w:eastAsia="微軟正黑體" w:hAnsi="Calibri"/>
+          <w:rFonts w:ascii="Noto Serif CJK TC" w:eastAsia="Noto Serif CJK TC" w:hAnsi="Noto Serif CJK TC"/>
           <w:b/>
           <w:bCs/>
           <w:color w:val="2B2B28"/>
@@ -750,7 +750,7 @@
       </w:r>
       <w:r>
         <w:rPr>
-          <w:rFonts w:ascii="Calibri" w:eastAsia="微軟正黑體" w:hAnsi="Calibri"/>
+          <w:rFonts w:ascii="Noto Serif CJK TC" w:eastAsia="Noto Serif CJK TC" w:hAnsi="Noto Serif CJK TC"/>
           <w:color w:val="2B2B28"/>
           <w:sz w:val="19"/>
           <w:szCs w:val="19"/>
@@ -770,7 +770,7 @@
       </w:pPr>
       <w:r>
         <w:rPr>
-          <w:rFonts w:ascii="Calibri" w:eastAsia="微軟正黑體" w:hAnsi="Calibri"/>
+          <w:rFonts w:ascii="Noto Serif CJK TC" w:eastAsia="Noto Serif CJK TC" w:hAnsi="Noto Serif CJK TC"/>
           <w:b/>
           <w:bCs/>
           <w:color w:val="2B2B28"/>
@@ -781,7 +781,7 @@
       </w:r>
       <w:r>
         <w:rPr>
-          <w:rFonts w:ascii="Calibri" w:eastAsia="微軟正黑體" w:hAnsi="Calibri"/>
+          <w:rFonts w:ascii="Noto Serif CJK TC" w:eastAsia="Noto Serif CJK TC" w:hAnsi="Noto Serif CJK TC"/>
           <w:color w:val="2B2B28"/>
           <w:sz w:val="19"/>
           <w:szCs w:val="19"/>
@@ -801,7 +801,7 @@
       </w:pPr>
       <w:r>
         <w:rPr>
-          <w:rFonts w:ascii="Calibri" w:eastAsia="微軟正黑體" w:hAnsi="Calibri"/>
+          <w:rFonts w:ascii="Noto Serif CJK TC" w:eastAsia="Noto Serif CJK TC" w:hAnsi="Noto Serif CJK TC"/>
           <w:b/>
           <w:bCs/>
           <w:color w:val="2B2B28"/>
@@ -812,7 +812,7 @@
       </w:r>
       <w:r>
         <w:rPr>
-          <w:rFonts w:ascii="Calibri" w:eastAsia="微軟正黑體" w:hAnsi="Calibri"/>
+          <w:rFonts w:ascii="Noto Serif CJK TC" w:eastAsia="Noto Serif CJK TC" w:hAnsi="Noto Serif CJK TC"/>
           <w:color w:val="2B2B28"/>
           <w:sz w:val="19"/>
           <w:szCs w:val="19"/>
@@ -832,7 +832,7 @@
       </w:pPr>
       <w:r>
         <w:rPr>
-          <w:rFonts w:ascii="Calibri" w:eastAsia="微軟正黑體" w:hAnsi="Calibri"/>
+          <w:rFonts w:ascii="Noto Serif CJK TC" w:eastAsia="Noto Serif CJK TC" w:hAnsi="Noto Serif CJK TC"/>
           <w:b/>
           <w:bCs/>
           <w:color w:val="2B2B28"/>
@@ -843,7 +843,7 @@
       </w:r>
       <w:r>
         <w:rPr>
-          <w:rFonts w:ascii="Calibri" w:eastAsia="微軟正黑體" w:hAnsi="Calibri"/>
+          <w:rFonts w:ascii="Noto Serif CJK TC" w:eastAsia="Noto Serif CJK TC" w:hAnsi="Noto Serif CJK TC"/>
           <w:color w:val="2B2B28"/>
           <w:sz w:val="19"/>
           <w:szCs w:val="19"/>
@@ -863,7 +863,7 @@
       </w:pPr>
       <w:r>
         <w:rPr>
-          <w:rFonts w:ascii="Calibri" w:eastAsia="微軟正黑體" w:hAnsi="Calibri"/>
+          <w:rFonts w:ascii="Noto Serif CJK TC" w:eastAsia="Noto Serif CJK TC" w:hAnsi="Noto Serif CJK TC"/>
           <w:b/>
           <w:bCs/>
           <w:color w:val="2B2B28"/>
@@ -874,7 +874,7 @@
       </w:r>
       <w:r>
         <w:rPr>
-          <w:rFonts w:ascii="Calibri" w:eastAsia="微軟正黑體" w:hAnsi="Calibri"/>
+          <w:rFonts w:ascii="Noto Serif CJK TC" w:eastAsia="Noto Serif CJK TC" w:hAnsi="Noto Serif CJK TC"/>
           <w:color w:val="2B2B28"/>
           <w:sz w:val="19"/>
           <w:szCs w:val="19"/>
@@ -894,7 +894,7 @@
       </w:pPr>
       <w:r>
         <w:rPr>
-          <w:rFonts w:ascii="Calibri" w:eastAsia="微軟正黑體" w:hAnsi="Calibri"/>
+          <w:rFonts w:ascii="Noto Serif CJK TC" w:eastAsia="Noto Serif CJK TC" w:hAnsi="Noto Serif CJK TC"/>
           <w:b/>
           <w:bCs/>
           <w:color w:val="2B2B28"/>
@@ -905,7 +905,7 @@
       </w:r>
       <w:r>
         <w:rPr>
-          <w:rFonts w:ascii="Calibri" w:eastAsia="微軟正黑體" w:hAnsi="Calibri"/>
+          <w:rFonts w:ascii="Noto Serif CJK TC" w:eastAsia="Noto Serif CJK TC" w:hAnsi="Noto Serif CJK TC"/>
           <w:color w:val="2B2B28"/>
           <w:sz w:val="19"/>
           <w:szCs w:val="19"/>
@@ -924,7 +924,7 @@
       </w:pPr>
       <w:r>
         <w:rPr>
-          <w:rFonts w:ascii="Calibri" w:eastAsia="微軟正黑體" w:hAnsi="Calibri"/>
+          <w:rFonts w:ascii="Noto Sans CJK TC" w:eastAsia="Noto Sans CJK TC" w:hAnsi="Noto Sans CJK TC"/>
           <w:b/>
           <w:bCs/>
           <w:color w:val="1F3A4D"/>
@@ -941,7 +941,7 @@
       </w:pPr>
       <w:r>
         <w:rPr>
-          <w:rFonts w:ascii="Calibri" w:eastAsia="微軟正黑體" w:hAnsi="Calibri"/>
+          <w:rFonts w:ascii="Noto Serif CJK TC" w:eastAsia="Noto Serif CJK TC" w:hAnsi="Noto Serif CJK TC"/>
           <w:b/>
           <w:bCs/>
           <w:color w:val="2B2B28"/>
@@ -952,7 +952,7 @@
       </w:r>
       <w:r>
         <w:rPr>
-          <w:rFonts w:ascii="Calibri" w:eastAsia="微軟正黑體" w:hAnsi="Calibri"/>
+          <w:rFonts w:ascii="Noto Serif CJK TC" w:eastAsia="Noto Serif CJK TC" w:hAnsi="Noto Serif CJK TC"/>
           <w:color w:val="2B2B28"/>
           <w:sz w:val="19"/>
           <w:szCs w:val="19"/>
@@ -1013,7 +1013,7 @@
       </w:pPr>
       <w:r>
         <w:rPr>
-          <w:rFonts w:ascii="Calibri" w:eastAsia="微軟正黑體" w:hAnsi="Calibri"/>
+          <w:rFonts w:ascii="Noto Sans CJK TC" w:eastAsia="Noto Sans CJK TC" w:hAnsi="Noto Sans CJK TC"/>
           <w:color w:val="6E6A60"/>
           <w:sz w:val="16"/>
           <w:szCs w:val="16"/>
@@ -1028,7 +1028,7 @@
       </w:pPr>
       <w:r>
         <w:rPr>
-          <w:rFonts w:ascii="Calibri" w:eastAsia="微軟正黑體" w:hAnsi="Calibri"/>
+          <w:rFonts w:ascii="Noto Sans CJK TC" w:eastAsia="Noto Sans CJK TC" w:hAnsi="Noto Sans CJK TC"/>
           <w:b/>
           <w:bCs/>
           <w:color w:val="8C6239"/>
@@ -1045,7 +1045,7 @@
       </w:pPr>
       <w:r>
         <w:rPr>
-          <w:rFonts w:ascii="Calibri" w:eastAsia="微軟正黑體" w:hAnsi="Calibri"/>
+          <w:rFonts w:ascii="Noto Serif CJK TC" w:eastAsia="Noto Serif CJK TC" w:hAnsi="Noto Serif CJK TC"/>
           <w:b/>
           <w:bCs/>
           <w:color w:val="2B2B28"/>
@@ -1056,7 +1056,7 @@
       </w:r>
       <w:r>
         <w:rPr>
-          <w:rFonts w:ascii="Calibri" w:eastAsia="微軟正黑體" w:hAnsi="Calibri"/>
+          <w:rFonts w:ascii="Noto Serif CJK TC" w:eastAsia="Noto Serif CJK TC" w:hAnsi="Noto Serif CJK TC"/>
           <w:color w:val="2B2B28"/>
           <w:sz w:val="19"/>
           <w:szCs w:val="19"/>
@@ -1071,7 +1071,7 @@
       </w:pPr>
       <w:r>
         <w:rPr>
-          <w:rFonts w:ascii="Calibri" w:eastAsia="微軟正黑體" w:hAnsi="Calibri"/>
+          <w:rFonts w:ascii="Noto Serif CJK TC" w:eastAsia="Noto Serif CJK TC" w:hAnsi="Noto Serif CJK TC"/>
           <w:b/>
           <w:bCs/>
           <w:color w:val="2B2B28"/>
@@ -1082,7 +1082,7 @@
       </w:r>
       <w:r>
         <w:rPr>
-          <w:rFonts w:ascii="Calibri" w:eastAsia="微軟正黑體" w:hAnsi="Calibri"/>
+          <w:rFonts w:ascii="Noto Serif CJK TC" w:eastAsia="Noto Serif CJK TC" w:hAnsi="Noto Serif CJK TC"/>
           <w:color w:val="2B2B28"/>
           <w:sz w:val="19"/>
           <w:szCs w:val="19"/>
@@ -1097,7 +1097,7 @@
       </w:pPr>
       <w:r>
         <w:rPr>
-          <w:rFonts w:ascii="Calibri" w:eastAsia="微軟正黑體" w:hAnsi="Calibri"/>
+          <w:rFonts w:ascii="Noto Serif CJK TC" w:eastAsia="Noto Serif CJK TC" w:hAnsi="Noto Serif CJK TC"/>
           <w:b/>
           <w:bCs/>
           <w:color w:val="2B2B28"/>
@@ -1108,7 +1108,7 @@
       </w:r>
       <w:r>
         <w:rPr>
-          <w:rFonts w:ascii="Calibri" w:eastAsia="微軟正黑體" w:hAnsi="Calibri"/>
+          <w:rFonts w:ascii="Noto Serif CJK TC" w:eastAsia="Noto Serif CJK TC" w:hAnsi="Noto Serif CJK TC"/>
           <w:color w:val="2B2B28"/>
           <w:sz w:val="19"/>
           <w:szCs w:val="19"/>
@@ -1123,7 +1123,7 @@
       </w:pPr>
       <w:r>
         <w:rPr>
-          <w:rFonts w:ascii="Calibri" w:eastAsia="微軟正黑體" w:hAnsi="Calibri"/>
+          <w:rFonts w:ascii="Noto Sans CJK TC" w:eastAsia="Noto Sans CJK TC" w:hAnsi="Noto Sans CJK TC"/>
           <w:b/>
           <w:bCs/>
           <w:color w:val="8C6239"/>
@@ -1140,7 +1140,7 @@
       </w:pPr>
       <w:r>
         <w:rPr>
-          <w:rFonts w:ascii="Calibri" w:eastAsia="微軟正黑體" w:hAnsi="Calibri"/>
+          <w:rFonts w:ascii="Noto Serif CJK TC" w:eastAsia="Noto Serif CJK TC" w:hAnsi="Noto Serif CJK TC"/>
           <w:b/>
           <w:bCs/>
           <w:color w:val="2B2B28"/>
@@ -1151,7 +1151,7 @@
       </w:r>
       <w:r>
         <w:rPr>
-          <w:rFonts w:ascii="Calibri" w:eastAsia="微軟正黑體" w:hAnsi="Calibri"/>
+          <w:rFonts w:ascii="Noto Serif CJK TC" w:eastAsia="Noto Serif CJK TC" w:hAnsi="Noto Serif CJK TC"/>
           <w:color w:val="2B2B28"/>
           <w:sz w:val="19"/>
           <w:szCs w:val="19"/>
@@ -1166,7 +1166,7 @@
       </w:pPr>
       <w:r>
         <w:rPr>
-          <w:rFonts w:ascii="Calibri" w:eastAsia="微軟正黑體" w:hAnsi="Calibri"/>
+          <w:rFonts w:ascii="Noto Serif CJK TC" w:eastAsia="Noto Serif CJK TC" w:hAnsi="Noto Serif CJK TC"/>
           <w:b/>
           <w:bCs/>
           <w:color w:val="2B2B28"/>
@@ -1177,7 +1177,7 @@
       </w:r>
       <w:r>
         <w:rPr>
-          <w:rFonts w:ascii="Calibri" w:eastAsia="微軟正黑體" w:hAnsi="Calibri"/>
+          <w:rFonts w:ascii="Noto Serif CJK TC" w:eastAsia="Noto Serif CJK TC" w:hAnsi="Noto Serif CJK TC"/>
           <w:color w:val="2B2B28"/>
           <w:sz w:val="19"/>
           <w:szCs w:val="19"/>
@@ -1193,7 +1193,7 @@
       </w:pPr>
       <w:r>
         <w:rPr>
-          <w:rFonts w:ascii="Calibri" w:eastAsia="微軟正黑體" w:hAnsi="Calibri"/>
+          <w:rFonts w:ascii="Noto Serif CJK TC" w:eastAsia="Noto Serif CJK TC" w:hAnsi="Noto Serif CJK TC"/>
           <w:b/>
           <w:bCs/>
           <w:color w:val="8C6239"/>
@@ -1204,7 +1204,7 @@
       </w:r>
       <w:r>
         <w:rPr>
-          <w:rFonts w:ascii="Calibri" w:eastAsia="微軟正黑體" w:hAnsi="Calibri"/>
+          <w:rFonts w:ascii="Noto Serif CJK TC" w:eastAsia="Noto Serif CJK TC" w:hAnsi="Noto Serif CJK TC"/>
           <w:color w:val="2B2B28"/>
           <w:sz w:val="19"/>
           <w:szCs w:val="19"/>
@@ -1220,7 +1220,7 @@
       </w:pPr>
       <w:r>
         <w:rPr>
-          <w:rFonts w:ascii="Calibri" w:eastAsia="微軟正黑體" w:hAnsi="Calibri"/>
+          <w:rFonts w:ascii="Noto Serif CJK TC" w:eastAsia="Noto Serif CJK TC" w:hAnsi="Noto Serif CJK TC"/>
           <w:b/>
           <w:bCs/>
           <w:color w:val="8C6239"/>
@@ -1231,7 +1231,7 @@
       </w:r>
       <w:r>
         <w:rPr>
-          <w:rFonts w:ascii="Calibri" w:eastAsia="微軟正黑體" w:hAnsi="Calibri"/>
+          <w:rFonts w:ascii="Noto Serif CJK TC" w:eastAsia="Noto Serif CJK TC" w:hAnsi="Noto Serif CJK TC"/>
           <w:color w:val="2B2B28"/>
           <w:sz w:val="19"/>
           <w:szCs w:val="19"/>
@@ -1247,7 +1247,7 @@
       </w:pPr>
       <w:r>
         <w:rPr>
-          <w:rFonts w:ascii="Calibri" w:eastAsia="微軟正黑體" w:hAnsi="Calibri"/>
+          <w:rFonts w:ascii="Noto Serif CJK TC" w:eastAsia="Noto Serif CJK TC" w:hAnsi="Noto Serif CJK TC"/>
           <w:b/>
           <w:bCs/>
           <w:color w:val="8C6239"/>
@@ -1258,7 +1258,7 @@
       </w:r>
       <w:r>
         <w:rPr>
-          <w:rFonts w:ascii="Calibri" w:eastAsia="微軟正黑體" w:hAnsi="Calibri"/>
+          <w:rFonts w:ascii="Noto Serif CJK TC" w:eastAsia="Noto Serif CJK TC" w:hAnsi="Noto Serif CJK TC"/>
           <w:color w:val="2B2B28"/>
           <w:sz w:val="19"/>
           <w:szCs w:val="19"/>
@@ -1277,7 +1277,7 @@
       </w:pPr>
       <w:r>
         <w:rPr>
-          <w:rFonts w:ascii="Calibri" w:eastAsia="微軟正黑體" w:hAnsi="Calibri"/>
+          <w:rFonts w:ascii="Noto Serif CJK TC" w:eastAsia="Noto Serif CJK TC" w:hAnsi="Noto Serif CJK TC"/>
           <w:b/>
           <w:bCs/>
           <w:color w:val="1F3A4D"/>
@@ -1288,7 +1288,7 @@
       </w:r>
       <w:r>
         <w:rPr>
-          <w:rFonts w:ascii="Calibri" w:eastAsia="微軟正黑體" w:hAnsi="Calibri"/>
+          <w:rFonts w:ascii="Noto Serif CJK TC" w:eastAsia="Noto Serif CJK TC" w:hAnsi="Noto Serif CJK TC"/>
           <w:color w:val="2B2B28"/>
           <w:sz w:val="19"/>
           <w:szCs w:val="19"/>
@@ -1307,7 +1307,7 @@
       </w:pPr>
       <w:r>
         <w:rPr>
-          <w:rFonts w:ascii="Calibri" w:eastAsia="微軟正黑體" w:hAnsi="Calibri"/>
+          <w:rFonts w:ascii="Noto Sans CJK TC" w:eastAsia="Noto Sans CJK TC" w:hAnsi="Noto Sans CJK TC"/>
           <w:b/>
           <w:bCs/>
           <w:color w:val="1F3A4D"/>
@@ -1324,7 +1324,7 @@
       </w:pPr>
       <w:r>
         <w:rPr>
-          <w:rFonts w:ascii="Calibri" w:eastAsia="微軟正黑體" w:hAnsi="Calibri"/>
+          <w:rFonts w:ascii="Noto Serif CJK TC" w:eastAsia="Noto Serif CJK TC" w:hAnsi="Noto Serif CJK TC"/>
           <w:b/>
           <w:bCs/>
           <w:color w:val="2B2B28"/>
@@ -1335,7 +1335,7 @@
       </w:r>
       <w:r>
         <w:rPr>
-          <w:rFonts w:ascii="Calibri" w:eastAsia="微軟正黑體" w:hAnsi="Calibri"/>
+          <w:rFonts w:ascii="Noto Serif CJK TC" w:eastAsia="Noto Serif CJK TC" w:hAnsi="Noto Serif CJK TC"/>
           <w:color w:val="2B2B28"/>
           <w:sz w:val="19"/>
           <w:szCs w:val="19"/>
@@ -1350,7 +1350,7 @@
       </w:pPr>
       <w:r>
         <w:rPr>
-          <w:rFonts w:ascii="Calibri" w:eastAsia="微軟正黑體" w:hAnsi="Calibri"/>
+          <w:rFonts w:ascii="Noto Serif CJK TC" w:eastAsia="Noto Serif CJK TC" w:hAnsi="Noto Serif CJK TC"/>
           <w:color w:val="2B2B28"/>
           <w:sz w:val="19"/>
           <w:szCs w:val="19"/>
@@ -1365,7 +1365,7 @@
       </w:pPr>
       <w:r>
         <w:rPr>
-          <w:rFonts w:ascii="Calibri" w:eastAsia="微軟正黑體" w:hAnsi="Calibri"/>
+          <w:rFonts w:ascii="Noto Sans CJK TC" w:eastAsia="Noto Sans CJK TC" w:hAnsi="Noto Sans CJK TC"/>
           <w:b/>
           <w:bCs/>
           <w:color w:val="8C6239"/>
@@ -1382,7 +1382,7 @@
       </w:pPr>
       <w:r>
         <w:rPr>
-          <w:rFonts w:ascii="Calibri" w:eastAsia="微軟正黑體" w:hAnsi="Calibri"/>
+          <w:rFonts w:ascii="Noto Serif CJK TC" w:eastAsia="Noto Serif CJK TC" w:hAnsi="Noto Serif CJK TC"/>
           <w:b/>
           <w:bCs/>
           <w:color w:val="2B2B28"/>
@@ -1393,7 +1393,7 @@
       </w:r>
       <w:r>
         <w:rPr>
-          <w:rFonts w:ascii="Calibri" w:eastAsia="微軟正黑體" w:hAnsi="Calibri"/>
+          <w:rFonts w:ascii="Noto Serif CJK TC" w:eastAsia="Noto Serif CJK TC" w:hAnsi="Noto Serif CJK TC"/>
           <w:color w:val="2B2B28"/>
           <w:sz w:val="19"/>
           <w:szCs w:val="19"/>
@@ -1408,7 +1408,7 @@
       </w:pPr>
       <w:r>
         <w:rPr>
-          <w:rFonts w:ascii="Calibri" w:eastAsia="微軟正黑體" w:hAnsi="Calibri"/>
+          <w:rFonts w:ascii="Noto Serif CJK TC" w:eastAsia="Noto Serif CJK TC" w:hAnsi="Noto Serif CJK TC"/>
           <w:b/>
           <w:bCs/>
           <w:color w:val="2B2B28"/>
@@ -1419,7 +1419,7 @@
       </w:r>
       <w:r>
         <w:rPr>
-          <w:rFonts w:ascii="Calibri" w:eastAsia="微軟正黑體" w:hAnsi="Calibri"/>
+          <w:rFonts w:ascii="Noto Serif CJK TC" w:eastAsia="Noto Serif CJK TC" w:hAnsi="Noto Serif CJK TC"/>
           <w:color w:val="2B2B28"/>
           <w:sz w:val="19"/>
           <w:szCs w:val="19"/>
@@ -1434,7 +1434,7 @@
       </w:pPr>
       <w:r>
         <w:rPr>
-          <w:rFonts w:ascii="Calibri" w:eastAsia="微軟正黑體" w:hAnsi="Calibri"/>
+          <w:rFonts w:ascii="Noto Serif CJK TC" w:eastAsia="Noto Serif CJK TC" w:hAnsi="Noto Serif CJK TC"/>
           <w:b/>
           <w:bCs/>
           <w:color w:val="2B2B28"/>
@@ -1445,7 +1445,7 @@
       </w:r>
       <w:r>
         <w:rPr>
-          <w:rFonts w:ascii="Calibri" w:eastAsia="微軟正黑體" w:hAnsi="Calibri"/>
+          <w:rFonts w:ascii="Noto Serif CJK TC" w:eastAsia="Noto Serif CJK TC" w:hAnsi="Noto Serif CJK TC"/>
           <w:color w:val="2B2B28"/>
           <w:sz w:val="19"/>
           <w:szCs w:val="19"/>
@@ -1464,7 +1464,7 @@
       </w:pPr>
       <w:r>
         <w:rPr>
-          <w:rFonts w:ascii="Calibri" w:eastAsia="微軟正黑體" w:hAnsi="Calibri"/>
+          <w:rFonts w:ascii="Noto Serif CJK TC" w:eastAsia="Noto Serif CJK TC" w:hAnsi="Noto Serif CJK TC"/>
           <w:b/>
           <w:bCs/>
           <w:color w:val="1F3A4D"/>
@@ -1475,7 +1475,7 @@
       </w:r>
       <w:r>
         <w:rPr>
-          <w:rFonts w:ascii="Calibri" w:eastAsia="微軟正黑體" w:hAnsi="Calibri"/>
+          <w:rFonts w:ascii="Noto Serif CJK TC" w:eastAsia="Noto Serif CJK TC" w:hAnsi="Noto Serif CJK TC"/>
           <w:color w:val="2B2B28"/>
           <w:sz w:val="19"/>
           <w:szCs w:val="19"/>
@@ -1494,7 +1494,7 @@
       </w:pPr>
       <w:r>
         <w:rPr>
-          <w:rFonts w:ascii="Calibri" w:eastAsia="微軟正黑體" w:hAnsi="Calibri"/>
+          <w:rFonts w:ascii="Noto Sans CJK TC" w:eastAsia="Noto Sans CJK TC" w:hAnsi="Noto Sans CJK TC"/>
           <w:b/>
           <w:bCs/>
           <w:color w:val="1F3A4D"/>
@@ -1511,7 +1511,7 @@
       </w:pPr>
       <w:r>
         <w:rPr>
-          <w:rFonts w:ascii="Calibri" w:eastAsia="微軟正黑體" w:hAnsi="Calibri"/>
+          <w:rFonts w:ascii="Noto Serif CJK TC" w:eastAsia="Noto Serif CJK TC" w:hAnsi="Noto Serif CJK TC"/>
           <w:b/>
           <w:bCs/>
           <w:color w:val="2B2B28"/>
@@ -1522,7 +1522,7 @@
       </w:r>
       <w:r>
         <w:rPr>
-          <w:rFonts w:ascii="Calibri" w:eastAsia="微軟正黑體" w:hAnsi="Calibri"/>
+          <w:rFonts w:ascii="Noto Serif CJK TC" w:eastAsia="Noto Serif CJK TC" w:hAnsi="Noto Serif CJK TC"/>
           <w:color w:val="2B2B28"/>
           <w:sz w:val="19"/>
           <w:szCs w:val="19"/>
@@ -1531,7 +1531,7 @@
       </w:r>
       <w:r>
         <w:rPr>
-          <w:rFonts w:ascii="Calibri" w:eastAsia="微軟正黑體" w:hAnsi="Calibri"/>
+          <w:rFonts w:ascii="Noto Serif CJK TC" w:eastAsia="Noto Serif CJK TC" w:hAnsi="Noto Serif CJK TC"/>
           <w:b/>
           <w:bCs/>
           <w:color w:val="A4432E"/>
@@ -1594,7 +1594,7 @@
       </w:pPr>
       <w:r>
         <w:rPr>
-          <w:rFonts w:ascii="Calibri" w:eastAsia="微軟正黑體" w:hAnsi="Calibri"/>
+          <w:rFonts w:ascii="Noto Sans CJK TC" w:eastAsia="Noto Sans CJK TC" w:hAnsi="Noto Sans CJK TC"/>
           <w:color w:val="6E6A60"/>
           <w:sz w:val="16"/>
           <w:szCs w:val="16"/>
@@ -1609,7 +1609,7 @@
       </w:pPr>
       <w:r>
         <w:rPr>
-          <w:rFonts w:ascii="Calibri" w:eastAsia="微軟正黑體" w:hAnsi="Calibri"/>
+          <w:rFonts w:ascii="Noto Serif CJK TC" w:eastAsia="Noto Serif CJK TC" w:hAnsi="Noto Serif CJK TC"/>
           <w:b/>
           <w:bCs/>
           <w:color w:val="2B2B28"/>
@@ -1620,7 +1620,7 @@
       </w:r>
       <w:r>
         <w:rPr>
-          <w:rFonts w:ascii="Calibri" w:eastAsia="微軟正黑體" w:hAnsi="Calibri"/>
+          <w:rFonts w:ascii="Noto Serif CJK TC" w:eastAsia="Noto Serif CJK TC" w:hAnsi="Noto Serif CJK TC"/>
           <w:color w:val="2B2B28"/>
           <w:sz w:val="19"/>
           <w:szCs w:val="19"/>
@@ -1635,7 +1635,7 @@
       </w:pPr>
       <w:r>
         <w:rPr>
-          <w:rFonts w:ascii="Calibri" w:eastAsia="微軟正黑體" w:hAnsi="Calibri"/>
+          <w:rFonts w:ascii="Noto Serif CJK TC" w:eastAsia="Noto Serif CJK TC" w:hAnsi="Noto Serif CJK TC"/>
           <w:b/>
           <w:bCs/>
           <w:color w:val="2B2B28"/>
@@ -1646,7 +1646,7 @@
       </w:r>
       <w:r>
         <w:rPr>
-          <w:rFonts w:ascii="Calibri" w:eastAsia="微軟正黑體" w:hAnsi="Calibri"/>
+          <w:rFonts w:ascii="Noto Serif CJK TC" w:eastAsia="Noto Serif CJK TC" w:hAnsi="Noto Serif CJK TC"/>
           <w:color w:val="2B2B28"/>
           <w:sz w:val="19"/>
           <w:szCs w:val="19"/>
@@ -1655,7 +1655,7 @@
       </w:r>
       <w:r>
         <w:rPr>
-          <w:rFonts w:ascii="Calibri" w:eastAsia="微軟正黑體" w:hAnsi="Calibri"/>
+          <w:rFonts w:ascii="Noto Serif CJK TC" w:eastAsia="Noto Serif CJK TC" w:hAnsi="Noto Serif CJK TC"/>
           <w:b/>
           <w:bCs/>
           <w:color w:val="A4432E"/>
@@ -1672,7 +1672,7 @@
       </w:pPr>
       <w:r>
         <w:rPr>
-          <w:rFonts w:ascii="Calibri" w:eastAsia="微軟正黑體" w:hAnsi="Calibri"/>
+          <w:rFonts w:ascii="Noto Serif CJK TC" w:eastAsia="Noto Serif CJK TC" w:hAnsi="Noto Serif CJK TC"/>
           <w:b/>
           <w:bCs/>
           <w:color w:val="2B2B28"/>
@@ -1683,7 +1683,7 @@
       </w:r>
       <w:r>
         <w:rPr>
-          <w:rFonts w:ascii="Calibri" w:eastAsia="微軟正黑體" w:hAnsi="Calibri"/>
+          <w:rFonts w:ascii="Noto Serif CJK TC" w:eastAsia="Noto Serif CJK TC" w:hAnsi="Noto Serif CJK TC"/>
           <w:color w:val="2B2B28"/>
           <w:sz w:val="19"/>
           <w:szCs w:val="19"/>
@@ -1702,7 +1702,7 @@
       </w:pPr>
       <w:r>
         <w:rPr>
-          <w:rFonts w:ascii="Calibri" w:eastAsia="微軟正黑體" w:hAnsi="Calibri"/>
+          <w:rFonts w:ascii="Noto Serif CJK TC" w:eastAsia="Noto Serif CJK TC" w:hAnsi="Noto Serif CJK TC"/>
           <w:b/>
           <w:bCs/>
           <w:color w:val="1F3A4D"/>
@@ -1723,7 +1723,7 @@
       </w:pPr>
       <w:r>
         <w:rPr>
-          <w:rFonts w:ascii="Calibri" w:eastAsia="微軟正黑體" w:hAnsi="Calibri"/>
+          <w:rFonts w:ascii="Noto Sans CJK TC" w:eastAsia="Noto Sans CJK TC" w:hAnsi="Noto Sans CJK TC"/>
           <w:b/>
           <w:bCs/>
           <w:color w:val="1F3A4D"/>
@@ -1740,7 +1740,7 @@
       </w:pPr>
       <w:r>
         <w:rPr>
-          <w:rFonts w:ascii="Calibri" w:eastAsia="微軟正黑體" w:hAnsi="Calibri"/>
+          <w:rFonts w:ascii="Noto Serif CJK TC" w:eastAsia="Noto Serif CJK TC" w:hAnsi="Noto Serif CJK TC"/>
           <w:b/>
           <w:bCs/>
           <w:color w:val="2B2B28"/>
@@ -1751,7 +1751,7 @@
       </w:r>
       <w:r>
         <w:rPr>
-          <w:rFonts w:ascii="Calibri" w:eastAsia="微軟正黑體" w:hAnsi="Calibri"/>
+          <w:rFonts w:ascii="Noto Serif CJK TC" w:eastAsia="Noto Serif CJK TC" w:hAnsi="Noto Serif CJK TC"/>
           <w:color w:val="2B2B28"/>
           <w:sz w:val="19"/>
           <w:szCs w:val="19"/>
@@ -1812,7 +1812,7 @@
       </w:pPr>
       <w:r>
         <w:rPr>
-          <w:rFonts w:ascii="Calibri" w:eastAsia="微軟正黑體" w:hAnsi="Calibri"/>
+          <w:rFonts w:ascii="Noto Sans CJK TC" w:eastAsia="Noto Sans CJK TC" w:hAnsi="Noto Sans CJK TC"/>
           <w:color w:val="6E6A60"/>
           <w:sz w:val="16"/>
           <w:szCs w:val="16"/>
@@ -1827,7 +1827,7 @@
       </w:pPr>
       <w:r>
         <w:rPr>
-          <w:rFonts w:ascii="Calibri" w:eastAsia="微軟正黑體" w:hAnsi="Calibri"/>
+          <w:rFonts w:ascii="Noto Serif CJK TC" w:eastAsia="Noto Serif CJK TC" w:hAnsi="Noto Serif CJK TC"/>
           <w:b/>
           <w:bCs/>
           <w:color w:val="2B2B28"/>
@@ -1838,7 +1838,7 @@
       </w:r>
       <w:r>
         <w:rPr>
-          <w:rFonts w:ascii="Calibri" w:eastAsia="微軟正黑體" w:hAnsi="Calibri"/>
+          <w:rFonts w:ascii="Noto Serif CJK TC" w:eastAsia="Noto Serif CJK TC" w:hAnsi="Noto Serif CJK TC"/>
           <w:color w:val="2B2B28"/>
           <w:sz w:val="19"/>
           <w:szCs w:val="19"/>
@@ -1853,7 +1853,7 @@
       </w:pPr>
       <w:r>
         <w:rPr>
-          <w:rFonts w:ascii="Calibri" w:eastAsia="微軟正黑體" w:hAnsi="Calibri"/>
+          <w:rFonts w:ascii="Noto Serif CJK TC" w:eastAsia="Noto Serif CJK TC" w:hAnsi="Noto Serif CJK TC"/>
           <w:b/>
           <w:bCs/>
           <w:color w:val="2B2B28"/>
@@ -1864,7 +1864,7 @@
       </w:r>
       <w:r>
         <w:rPr>
-          <w:rFonts w:ascii="Calibri" w:eastAsia="微軟正黑體" w:hAnsi="Calibri"/>
+          <w:rFonts w:ascii="Noto Serif CJK TC" w:eastAsia="Noto Serif CJK TC" w:hAnsi="Noto Serif CJK TC"/>
           <w:color w:val="2B2B28"/>
           <w:sz w:val="19"/>
           <w:szCs w:val="19"/>
@@ -1883,7 +1883,7 @@
       </w:pPr>
       <w:r>
         <w:rPr>
-          <w:rFonts w:ascii="Calibri" w:eastAsia="微軟正黑體" w:hAnsi="Calibri"/>
+          <w:rFonts w:ascii="Noto Sans CJK TC" w:eastAsia="Noto Sans CJK TC" w:hAnsi="Noto Sans CJK TC"/>
           <w:b/>
           <w:bCs/>
           <w:color w:val="1F3A4D"/>
@@ -1900,7 +1900,7 @@
       </w:pPr>
       <w:r>
         <w:rPr>
-          <w:rFonts w:ascii="Calibri" w:eastAsia="微軟正黑體" w:hAnsi="Calibri"/>
+          <w:rFonts w:ascii="Noto Serif CJK TC" w:eastAsia="Noto Serif CJK TC" w:hAnsi="Noto Serif CJK TC"/>
           <w:color w:val="2B2B28"/>
           <w:sz w:val="19"/>
           <w:szCs w:val="19"/>
@@ -1909,7 +1909,7 @@
       </w:r>
       <w:r>
         <w:rPr>
-          <w:rFonts w:ascii="Calibri" w:eastAsia="微軟正黑體" w:hAnsi="Calibri"/>
+          <w:rFonts w:ascii="Noto Serif CJK TC" w:eastAsia="Noto Serif CJK TC" w:hAnsi="Noto Serif CJK TC"/>
           <w:b/>
           <w:bCs/>
           <w:color w:val="8C6239"/>
@@ -1972,7 +1972,7 @@
       </w:pPr>
       <w:r>
         <w:rPr>
-          <w:rFonts w:ascii="Calibri" w:eastAsia="微軟正黑體" w:hAnsi="Calibri"/>
+          <w:rFonts w:ascii="Noto Sans CJK TC" w:eastAsia="Noto Sans CJK TC" w:hAnsi="Noto Sans CJK TC"/>
           <w:color w:val="6E6A60"/>
           <w:sz w:val="16"/>
           <w:szCs w:val="16"/>
@@ -1987,7 +1987,7 @@
       </w:pPr>
       <w:r>
         <w:rPr>
-          <w:rFonts w:ascii="Calibri" w:eastAsia="微軟正黑體" w:hAnsi="Calibri"/>
+          <w:rFonts w:ascii="Noto Serif CJK TC" w:eastAsia="Noto Serif CJK TC" w:hAnsi="Noto Serif CJK TC"/>
           <w:color w:val="2B2B28"/>
           <w:sz w:val="19"/>
           <w:szCs w:val="19"/>
@@ -1996,7 +1996,7 @@
       </w:r>
       <w:r>
         <w:rPr>
-          <w:rFonts w:ascii="Calibri" w:eastAsia="微軟正黑體" w:hAnsi="Calibri"/>
+          <w:rFonts w:ascii="Noto Serif CJK TC" w:eastAsia="Noto Serif CJK TC" w:hAnsi="Noto Serif CJK TC"/>
           <w:b/>
           <w:bCs/>
           <w:color w:val="2B2B28"/>
@@ -2017,7 +2017,7 @@
       </w:pPr>
       <w:r>
         <w:rPr>
-          <w:rFonts w:ascii="Calibri" w:eastAsia="微軟正黑體" w:hAnsi="Calibri"/>
+          <w:rFonts w:ascii="Noto Serif CJK TC" w:eastAsia="Noto Serif CJK TC" w:hAnsi="Noto Serif CJK TC"/>
           <w:b/>
           <w:bCs/>
           <w:color w:val="1F3A4D"/>
@@ -2028,7 +2028,7 @@
       </w:r>
       <w:r>
         <w:rPr>
-          <w:rFonts w:ascii="Calibri" w:eastAsia="微軟正黑體" w:hAnsi="Calibri"/>
+          <w:rFonts w:ascii="Noto Serif CJK TC" w:eastAsia="Noto Serif CJK TC" w:hAnsi="Noto Serif CJK TC"/>
           <w:color w:val="2B2B28"/>
           <w:sz w:val="19"/>
           <w:szCs w:val="19"/>
@@ -2047,7 +2047,7 @@
       </w:pPr>
       <w:r>
         <w:rPr>
-          <w:rFonts w:ascii="Calibri" w:eastAsia="微軟正黑體" w:hAnsi="Calibri"/>
+          <w:rFonts w:ascii="Noto Sans CJK TC" w:eastAsia="Noto Sans CJK TC" w:hAnsi="Noto Sans CJK TC"/>
           <w:b/>
           <w:bCs/>
           <w:color w:val="1F3A4D"/>
@@ -2064,7 +2064,7 @@
       </w:pPr>
       <w:r>
         <w:rPr>
-          <w:rFonts w:ascii="Calibri" w:eastAsia="微軟正黑體" w:hAnsi="Calibri"/>
+          <w:rFonts w:ascii="Noto Sans CJK TC" w:eastAsia="Noto Sans CJK TC" w:hAnsi="Noto Sans CJK TC"/>
           <w:b/>
           <w:bCs/>
           <w:color w:val="8C6239"/>
@@ -2081,7 +2081,7 @@
       </w:pPr>
       <w:r>
         <w:rPr>
-          <w:rFonts w:ascii="Calibri" w:eastAsia="微軟正黑體" w:hAnsi="Calibri"/>
+          <w:rFonts w:ascii="Noto Serif CJK TC" w:eastAsia="Noto Serif CJK TC" w:hAnsi="Noto Serif CJK TC"/>
           <w:b/>
           <w:bCs/>
           <w:color w:val="2B2B28"/>
@@ -2092,7 +2092,7 @@
       </w:r>
       <w:r>
         <w:rPr>
-          <w:rFonts w:ascii="Calibri" w:eastAsia="微軟正黑體" w:hAnsi="Calibri"/>
+          <w:rFonts w:ascii="Noto Serif CJK TC" w:eastAsia="Noto Serif CJK TC" w:hAnsi="Noto Serif CJK TC"/>
           <w:color w:val="2B2B28"/>
           <w:sz w:val="19"/>
           <w:szCs w:val="19"/>
@@ -2107,7 +2107,7 @@
       </w:pPr>
       <w:r>
         <w:rPr>
-          <w:rFonts w:ascii="Calibri" w:eastAsia="微軟正黑體" w:hAnsi="Calibri"/>
+          <w:rFonts w:ascii="Noto Serif CJK TC" w:eastAsia="Noto Serif CJK TC" w:hAnsi="Noto Serif CJK TC"/>
           <w:b/>
           <w:bCs/>
           <w:color w:val="2B2B28"/>
@@ -2118,7 +2118,7 @@
       </w:r>
       <w:r>
         <w:rPr>
-          <w:rFonts w:ascii="Calibri" w:eastAsia="微軟正黑體" w:hAnsi="Calibri"/>
+          <w:rFonts w:ascii="Noto Serif CJK TC" w:eastAsia="Noto Serif CJK TC" w:hAnsi="Noto Serif CJK TC"/>
           <w:color w:val="2B2B28"/>
           <w:sz w:val="19"/>
           <w:szCs w:val="19"/>
@@ -2133,7 +2133,7 @@
       </w:pPr>
       <w:r>
         <w:rPr>
-          <w:rFonts w:ascii="Calibri" w:eastAsia="微軟正黑體" w:hAnsi="Calibri"/>
+          <w:rFonts w:ascii="Noto Sans CJK TC" w:eastAsia="Noto Sans CJK TC" w:hAnsi="Noto Sans CJK TC"/>
           <w:b/>
           <w:bCs/>
           <w:color w:val="8C6239"/>
@@ -2150,7 +2150,7 @@
       </w:pPr>
       <w:r>
         <w:rPr>
-          <w:rFonts w:ascii="Calibri" w:eastAsia="微軟正黑體" w:hAnsi="Calibri"/>
+          <w:rFonts w:ascii="Noto Serif CJK TC" w:eastAsia="Noto Serif CJK TC" w:hAnsi="Noto Serif CJK TC"/>
           <w:b/>
           <w:bCs/>
           <w:color w:val="2B2B28"/>
@@ -2161,7 +2161,7 @@
       </w:r>
       <w:r>
         <w:rPr>
-          <w:rFonts w:ascii="Calibri" w:eastAsia="微軟正黑體" w:hAnsi="Calibri"/>
+          <w:rFonts w:ascii="Noto Serif CJK TC" w:eastAsia="Noto Serif CJK TC" w:hAnsi="Noto Serif CJK TC"/>
           <w:color w:val="2B2B28"/>
           <w:sz w:val="19"/>
           <w:szCs w:val="19"/>
@@ -2176,7 +2176,7 @@
       </w:pPr>
       <w:r>
         <w:rPr>
-          <w:rFonts w:ascii="Calibri" w:eastAsia="微軟正黑體" w:hAnsi="Calibri"/>
+          <w:rFonts w:ascii="Noto Serif CJK TC" w:eastAsia="Noto Serif CJK TC" w:hAnsi="Noto Serif CJK TC"/>
           <w:b/>
           <w:bCs/>
           <w:color w:val="2B2B28"/>
@@ -2187,7 +2187,7 @@
       </w:r>
       <w:r>
         <w:rPr>
-          <w:rFonts w:ascii="Calibri" w:eastAsia="微軟正黑體" w:hAnsi="Calibri"/>
+          <w:rFonts w:ascii="Noto Serif CJK TC" w:eastAsia="Noto Serif CJK TC" w:hAnsi="Noto Serif CJK TC"/>
           <w:color w:val="2B2B28"/>
           <w:sz w:val="19"/>
           <w:szCs w:val="19"/>
@@ -2202,7 +2202,7 @@
       </w:pPr>
       <w:r>
         <w:rPr>
-          <w:rFonts w:ascii="Calibri" w:eastAsia="微軟正黑體" w:hAnsi="Calibri"/>
+          <w:rFonts w:ascii="Noto Sans CJK TC" w:eastAsia="Noto Sans CJK TC" w:hAnsi="Noto Sans CJK TC"/>
           <w:b/>
           <w:bCs/>
           <w:color w:val="8C6239"/>
@@ -2219,7 +2219,7 @@
       </w:pPr>
       <w:r>
         <w:rPr>
-          <w:rFonts w:ascii="Calibri" w:eastAsia="微軟正黑體" w:hAnsi="Calibri"/>
+          <w:rFonts w:ascii="Noto Serif CJK TC" w:eastAsia="Noto Serif CJK TC" w:hAnsi="Noto Serif CJK TC"/>
           <w:b/>
           <w:bCs/>
           <w:color w:val="2B2B28"/>
@@ -2230,7 +2230,7 @@
       </w:r>
       <w:r>
         <w:rPr>
-          <w:rFonts w:ascii="Calibri" w:eastAsia="微軟正黑體" w:hAnsi="Calibri"/>
+          <w:rFonts w:ascii="Noto Serif CJK TC" w:eastAsia="Noto Serif CJK TC" w:hAnsi="Noto Serif CJK TC"/>
           <w:color w:val="2B2B28"/>
           <w:sz w:val="19"/>
           <w:szCs w:val="19"/>
@@ -2245,7 +2245,7 @@
       </w:pPr>
       <w:r>
         <w:rPr>
-          <w:rFonts w:ascii="Calibri" w:eastAsia="微軟正黑體" w:hAnsi="Calibri"/>
+          <w:rFonts w:ascii="Noto Serif CJK TC" w:eastAsia="Noto Serif CJK TC" w:hAnsi="Noto Serif CJK TC"/>
           <w:b/>
           <w:bCs/>
           <w:color w:val="2B2B28"/>
@@ -2256,7 +2256,7 @@
       </w:r>
       <w:r>
         <w:rPr>
-          <w:rFonts w:ascii="Calibri" w:eastAsia="微軟正黑體" w:hAnsi="Calibri"/>
+          <w:rFonts w:ascii="Noto Serif CJK TC" w:eastAsia="Noto Serif CJK TC" w:hAnsi="Noto Serif CJK TC"/>
           <w:color w:val="2B2B28"/>
           <w:sz w:val="19"/>
           <w:szCs w:val="19"/>
@@ -2271,7 +2271,7 @@
       </w:pPr>
       <w:r>
         <w:rPr>
-          <w:rFonts w:ascii="Calibri" w:eastAsia="微軟正黑體" w:hAnsi="Calibri"/>
+          <w:rFonts w:ascii="Noto Serif CJK TC" w:eastAsia="Noto Serif CJK TC" w:hAnsi="Noto Serif CJK TC"/>
           <w:b/>
           <w:bCs/>
           <w:color w:val="2B2B28"/>
@@ -2282,7 +2282,7 @@
       </w:r>
       <w:r>
         <w:rPr>
-          <w:rFonts w:ascii="Calibri" w:eastAsia="微軟正黑體" w:hAnsi="Calibri"/>
+          <w:rFonts w:ascii="Noto Serif CJK TC" w:eastAsia="Noto Serif CJK TC" w:hAnsi="Noto Serif CJK TC"/>
           <w:color w:val="2B2B28"/>
           <w:sz w:val="19"/>
           <w:szCs w:val="19"/>
@@ -2301,7 +2301,7 @@
       </w:pPr>
       <w:r>
         <w:rPr>
-          <w:rFonts w:ascii="Calibri" w:eastAsia="微軟正黑體" w:hAnsi="Calibri"/>
+          <w:rFonts w:ascii="Noto Sans CJK TC" w:eastAsia="Noto Sans CJK TC" w:hAnsi="Noto Sans CJK TC"/>
           <w:b/>
           <w:bCs/>
           <w:color w:val="1F3A4D"/>
@@ -2318,7 +2318,7 @@
       </w:pPr>
       <w:r>
         <w:rPr>
-          <w:rFonts w:ascii="Calibri" w:eastAsia="微軟正黑體" w:hAnsi="Calibri"/>
+          <w:rFonts w:ascii="Noto Serif CJK TC" w:eastAsia="Noto Serif CJK TC" w:hAnsi="Noto Serif CJK TC"/>
           <w:b/>
           <w:bCs/>
           <w:color w:val="2B2B28"/>
@@ -2329,7 +2329,7 @@
       </w:r>
       <w:r>
         <w:rPr>
-          <w:rFonts w:ascii="Calibri" w:eastAsia="微軟正黑體" w:hAnsi="Calibri"/>
+          <w:rFonts w:ascii="Noto Serif CJK TC" w:eastAsia="Noto Serif CJK TC" w:hAnsi="Noto Serif CJK TC"/>
           <w:color w:val="2B2B28"/>
           <w:sz w:val="19"/>
           <w:szCs w:val="19"/>
@@ -2344,7 +2344,7 @@
       </w:pPr>
       <w:r>
         <w:rPr>
-          <w:rFonts w:ascii="Calibri" w:eastAsia="微軟正黑體" w:hAnsi="Calibri"/>
+          <w:rFonts w:ascii="Noto Serif CJK TC" w:eastAsia="Noto Serif CJK TC" w:hAnsi="Noto Serif CJK TC"/>
           <w:b/>
           <w:bCs/>
           <w:color w:val="2B2B28"/>
@@ -2355,7 +2355,7 @@
       </w:r>
       <w:r>
         <w:rPr>
-          <w:rFonts w:ascii="Calibri" w:eastAsia="微軟正黑體" w:hAnsi="Calibri"/>
+          <w:rFonts w:ascii="Noto Serif CJK TC" w:eastAsia="Noto Serif CJK TC" w:hAnsi="Noto Serif CJK TC"/>
           <w:color w:val="2B2B28"/>
           <w:sz w:val="19"/>
           <w:szCs w:val="19"/>
@@ -2370,7 +2370,7 @@
       </w:pPr>
       <w:r>
         <w:rPr>
-          <w:rFonts w:ascii="Calibri" w:eastAsia="微軟正黑體" w:hAnsi="Calibri"/>
+          <w:rFonts w:ascii="Noto Serif CJK TC" w:eastAsia="Noto Serif CJK TC" w:hAnsi="Noto Serif CJK TC"/>
           <w:b/>
           <w:bCs/>
           <w:color w:val="2B2B28"/>
@@ -2381,7 +2381,7 @@
       </w:r>
       <w:r>
         <w:rPr>
-          <w:rFonts w:ascii="Calibri" w:eastAsia="微軟正黑體" w:hAnsi="Calibri"/>
+          <w:rFonts w:ascii="Noto Serif CJK TC" w:eastAsia="Noto Serif CJK TC" w:hAnsi="Noto Serif CJK TC"/>
           <w:color w:val="2B2B28"/>
           <w:sz w:val="19"/>
           <w:szCs w:val="19"/>
@@ -2396,7 +2396,7 @@
       </w:pPr>
       <w:r>
         <w:rPr>
-          <w:rFonts w:ascii="Calibri" w:eastAsia="微軟正黑體" w:hAnsi="Calibri"/>
+          <w:rFonts w:ascii="Noto Serif CJK TC" w:eastAsia="Noto Serif CJK TC" w:hAnsi="Noto Serif CJK TC"/>
           <w:b/>
           <w:bCs/>
           <w:color w:val="2B2B28"/>
@@ -2407,7 +2407,7 @@
       </w:r>
       <w:r>
         <w:rPr>
-          <w:rFonts w:ascii="Calibri" w:eastAsia="微軟正黑體" w:hAnsi="Calibri"/>
+          <w:rFonts w:ascii="Noto Serif CJK TC" w:eastAsia="Noto Serif CJK TC" w:hAnsi="Noto Serif CJK TC"/>
           <w:color w:val="2B2B28"/>
           <w:sz w:val="19"/>
           <w:szCs w:val="19"/>
@@ -2422,7 +2422,7 @@
       </w:pPr>
       <w:r>
         <w:rPr>
-          <w:rFonts w:ascii="Calibri" w:eastAsia="微軟正黑體" w:hAnsi="Calibri"/>
+          <w:rFonts w:ascii="Noto Serif CJK TC" w:eastAsia="Noto Serif CJK TC" w:hAnsi="Noto Serif CJK TC"/>
           <w:b/>
           <w:bCs/>
           <w:color w:val="2B2B28"/>
@@ -2433,7 +2433,7 @@
       </w:r>
       <w:r>
         <w:rPr>
-          <w:rFonts w:ascii="Calibri" w:eastAsia="微軟正黑體" w:hAnsi="Calibri"/>
+          <w:rFonts w:ascii="Noto Serif CJK TC" w:eastAsia="Noto Serif CJK TC" w:hAnsi="Noto Serif CJK TC"/>
           <w:color w:val="2B2B28"/>
           <w:sz w:val="19"/>
           <w:szCs w:val="19"/>
@@ -2452,7 +2452,7 @@
       </w:pPr>
       <w:r>
         <w:rPr>
-          <w:rFonts w:ascii="Calibri" w:eastAsia="微軟正黑體" w:hAnsi="Calibri"/>
+          <w:rFonts w:ascii="Noto Sans CJK TC" w:eastAsia="Noto Sans CJK TC" w:hAnsi="Noto Sans CJK TC"/>
           <w:b/>
           <w:bCs/>
           <w:color w:val="1F3A4D"/>
@@ -2469,7 +2469,7 @@
       </w:pPr>
       <w:r>
         <w:rPr>
-          <w:rFonts w:ascii="Calibri" w:eastAsia="微軟正黑體" w:hAnsi="Calibri"/>
+          <w:rFonts w:ascii="Noto Sans CJK TC" w:eastAsia="Noto Sans CJK TC" w:hAnsi="Noto Sans CJK TC"/>
           <w:b/>
           <w:bCs/>
           <w:color w:val="8C6239"/>
@@ -2491,7 +2491,7 @@
       </w:pPr>
       <w:r>
         <w:rPr>
-          <w:rFonts w:ascii="Calibri" w:eastAsia="微軟正黑體" w:hAnsi="Calibri"/>
+          <w:rFonts w:ascii="Noto Serif CJK TC" w:eastAsia="Noto Serif CJK TC" w:hAnsi="Noto Serif CJK TC"/>
           <w:color w:val="2B2B28"/>
           <w:sz w:val="19"/>
           <w:szCs w:val="19"/>
@@ -2511,7 +2511,7 @@
       </w:pPr>
       <w:r>
         <w:rPr>
-          <w:rFonts w:ascii="Calibri" w:eastAsia="微軟正黑體" w:hAnsi="Calibri"/>
+          <w:rFonts w:ascii="Noto Serif CJK TC" w:eastAsia="Noto Serif CJK TC" w:hAnsi="Noto Serif CJK TC"/>
           <w:color w:val="2B2B28"/>
           <w:sz w:val="19"/>
           <w:szCs w:val="19"/>
@@ -2526,7 +2526,7 @@
       </w:pPr>
       <w:r>
         <w:rPr>
-          <w:rFonts w:ascii="Calibri" w:eastAsia="微軟正黑體" w:hAnsi="Calibri"/>
+          <w:rFonts w:ascii="Noto Sans CJK TC" w:eastAsia="Noto Sans CJK TC" w:hAnsi="Noto Sans CJK TC"/>
           <w:b/>
           <w:bCs/>
           <w:color w:val="8C6239"/>
@@ -2548,7 +2548,7 @@
       </w:pPr>
       <w:r>
         <w:rPr>
-          <w:rFonts w:ascii="Calibri" w:eastAsia="微軟正黑體" w:hAnsi="Calibri"/>
+          <w:rFonts w:ascii="Noto Serif CJK TC" w:eastAsia="Noto Serif CJK TC" w:hAnsi="Noto Serif CJK TC"/>
           <w:color w:val="2B2B28"/>
           <w:sz w:val="19"/>
           <w:szCs w:val="19"/>
@@ -2568,7 +2568,7 @@
       </w:pPr>
       <w:r>
         <w:rPr>
-          <w:rFonts w:ascii="Calibri" w:eastAsia="微軟正黑體" w:hAnsi="Calibri"/>
+          <w:rFonts w:ascii="Noto Serif CJK TC" w:eastAsia="Noto Serif CJK TC" w:hAnsi="Noto Serif CJK TC"/>
           <w:color w:val="2B2B28"/>
           <w:sz w:val="19"/>
           <w:szCs w:val="19"/>
@@ -2588,7 +2588,7 @@
       </w:pPr>
       <w:r>
         <w:rPr>
-          <w:rFonts w:ascii="Calibri" w:eastAsia="微軟正黑體" w:hAnsi="Calibri"/>
+          <w:rFonts w:ascii="Noto Serif CJK TC" w:eastAsia="Noto Serif CJK TC" w:hAnsi="Noto Serif CJK TC"/>
           <w:color w:val="2B2B28"/>
           <w:sz w:val="19"/>
           <w:szCs w:val="19"/>
@@ -2603,7 +2603,7 @@
       </w:pPr>
       <w:r>
         <w:rPr>
-          <w:rFonts w:ascii="Calibri" w:eastAsia="微軟正黑體" w:hAnsi="Calibri"/>
+          <w:rFonts w:ascii="Noto Sans CJK TC" w:eastAsia="Noto Sans CJK TC" w:hAnsi="Noto Sans CJK TC"/>
           <w:b/>
           <w:bCs/>
           <w:color w:val="8C6239"/>
@@ -2625,7 +2625,7 @@
       </w:pPr>
       <w:r>
         <w:rPr>
-          <w:rFonts w:ascii="Calibri" w:eastAsia="微軟正黑體" w:hAnsi="Calibri"/>
+          <w:rFonts w:ascii="Noto Serif CJK TC" w:eastAsia="Noto Serif CJK TC" w:hAnsi="Noto Serif CJK TC"/>
           <w:color w:val="2B2B28"/>
           <w:sz w:val="19"/>
           <w:szCs w:val="19"/>
@@ -2645,7 +2645,7 @@
       </w:pPr>
       <w:r>
         <w:rPr>
-          <w:rFonts w:ascii="Calibri" w:eastAsia="微軟正黑體" w:hAnsi="Calibri"/>
+          <w:rFonts w:ascii="Noto Serif CJK TC" w:eastAsia="Noto Serif CJK TC" w:hAnsi="Noto Serif CJK TC"/>
           <w:color w:val="2B2B28"/>
           <w:sz w:val="19"/>
           <w:szCs w:val="19"/>
@@ -2665,7 +2665,7 @@
       </w:pPr>
       <w:r>
         <w:rPr>
-          <w:rFonts w:ascii="Calibri" w:eastAsia="微軟正黑體" w:hAnsi="Calibri"/>
+          <w:rFonts w:ascii="Noto Serif CJK TC" w:eastAsia="Noto Serif CJK TC" w:hAnsi="Noto Serif CJK TC"/>
           <w:color w:val="2B2B28"/>
           <w:sz w:val="19"/>
           <w:szCs w:val="19"/>
@@ -2680,7 +2680,7 @@
       </w:pPr>
       <w:r>
         <w:rPr>
-          <w:rFonts w:ascii="Calibri" w:eastAsia="微軟正黑體" w:hAnsi="Calibri"/>
+          <w:rFonts w:ascii="Noto Sans CJK TC" w:eastAsia="Noto Sans CJK TC" w:hAnsi="Noto Sans CJK TC"/>
           <w:b/>
           <w:bCs/>
           <w:color w:val="8C6239"/>
@@ -2702,7 +2702,7 @@
       </w:pPr>
       <w:r>
         <w:rPr>
-          <w:rFonts w:ascii="Calibri" w:eastAsia="微軟正黑體" w:hAnsi="Calibri"/>
+          <w:rFonts w:ascii="Noto Serif CJK TC" w:eastAsia="Noto Serif CJK TC" w:hAnsi="Noto Serif CJK TC"/>
           <w:color w:val="2B2B28"/>
           <w:sz w:val="19"/>
           <w:szCs w:val="19"/>
@@ -2722,7 +2722,7 @@
       </w:pPr>
       <w:r>
         <w:rPr>
-          <w:rFonts w:ascii="Calibri" w:eastAsia="微軟正黑體" w:hAnsi="Calibri"/>
+          <w:rFonts w:ascii="Noto Serif CJK TC" w:eastAsia="Noto Serif CJK TC" w:hAnsi="Noto Serif CJK TC"/>
           <w:color w:val="2B2B28"/>
           <w:sz w:val="19"/>
           <w:szCs w:val="19"/>
@@ -2737,7 +2737,7 @@
       </w:pPr>
       <w:r>
         <w:rPr>
-          <w:rFonts w:ascii="Calibri" w:eastAsia="微軟正黑體" w:hAnsi="Calibri"/>
+          <w:rFonts w:ascii="Noto Sans CJK TC" w:eastAsia="Noto Sans CJK TC" w:hAnsi="Noto Sans CJK TC"/>
           <w:b/>
           <w:bCs/>
           <w:color w:val="8C6239"/>
@@ -2759,7 +2759,7 @@
       </w:pPr>
       <w:r>
         <w:rPr>
-          <w:rFonts w:ascii="Calibri" w:eastAsia="微軟正黑體" w:hAnsi="Calibri"/>
+          <w:rFonts w:ascii="Noto Serif CJK TC" w:eastAsia="Noto Serif CJK TC" w:hAnsi="Noto Serif CJK TC"/>
           <w:color w:val="2B2B28"/>
           <w:sz w:val="19"/>
           <w:szCs w:val="19"/>
@@ -2779,7 +2779,7 @@
       </w:pPr>
       <w:r>
         <w:rPr>
-          <w:rFonts w:ascii="Calibri" w:eastAsia="微軟正黑體" w:hAnsi="Calibri"/>
+          <w:rFonts w:ascii="Noto Serif CJK TC" w:eastAsia="Noto Serif CJK TC" w:hAnsi="Noto Serif CJK TC"/>
           <w:color w:val="2B2B28"/>
           <w:sz w:val="19"/>
           <w:szCs w:val="19"/>
@@ -2854,7 +2854,7 @@
       </w:pPr>
       <w:r>
         <w:rPr>
-          <w:rFonts w:ascii="Calibri" w:eastAsia="微軟正黑體" w:hAnsi="Calibri"/>
+          <w:rFonts w:ascii="Noto Sans CJK TC" w:eastAsia="Noto Sans CJK TC" w:hAnsi="Noto Sans CJK TC"/>
           <w:b/>
           <w:bCs/>
           <w:color w:val="C8A356"/>
@@ -2872,7 +2872,7 @@
       </w:pPr>
       <w:r>
         <w:rPr>
-          <w:rFonts w:ascii="Calibri" w:eastAsia="微軟正黑體" w:hAnsi="Calibri"/>
+          <w:rFonts w:ascii="Noto Serif CJK TC" w:eastAsia="Noto Serif CJK TC" w:hAnsi="Noto Serif CJK TC"/>
           <w:b/>
           <w:bCs/>
           <w:color w:val="1F3A4D"/>
@@ -2888,7 +2888,7 @@
       </w:pPr>
       <w:r>
         <w:rPr>
-          <w:rFonts w:ascii="Calibri" w:eastAsia="微軟正黑體" w:hAnsi="Calibri"/>
+          <w:rFonts w:ascii="Noto Serif CJK TC" w:eastAsia="Noto Serif CJK TC" w:hAnsi="Noto Serif CJK TC"/>
           <w:color w:val="6E6A60"/>
           <w:sz w:val="18"/>
           <w:szCs w:val="18"/>
@@ -2903,7 +2903,7 @@
       </w:pPr>
       <w:r>
         <w:rPr>
-          <w:rFonts w:ascii="Calibri" w:eastAsia="微軟正黑體" w:hAnsi="Calibri"/>
+          <w:rFonts w:ascii="Noto Serif CJK TC" w:eastAsia="Noto Serif CJK TC" w:hAnsi="Noto Serif CJK TC"/>
           <w:color w:val="6E6A60"/>
           <w:sz w:val="15"/>
           <w:szCs w:val="15"/>
@@ -2975,7 +2975,7 @@
     </w:pPr>
     <w:r>
       <w:rPr>
-        <w:rFonts w:ascii="Calibri" w:eastAsia="微軟正黑體" w:hAnsi="Calibri"/>
+        <w:rFonts w:ascii="Noto Sans CJK TC" w:eastAsia="Noto Sans CJK TC" w:hAnsi="Noto Sans CJK TC"/>
         <w:color w:val="C8A356"/>
         <w:sz w:val="16"/>
         <w:szCs w:val="16"/>
@@ -2984,7 +2984,7 @@
     </w:r>
     <w:r>
       <w:rPr>
-        <w:rFonts w:ascii="Calibri" w:eastAsia="微軟正黑體" w:hAnsi="Calibri"/>
+        <w:rFonts w:ascii="Noto Sans CJK TC" w:eastAsia="Noto Sans CJK TC" w:hAnsi="Noto Sans CJK TC"/>
         <w:color w:val="6E6A60"/>
         <w:sz w:val="16"/>
         <w:szCs w:val="16"/>
@@ -2996,7 +2996,7 @@
     </w:r>
     <w:r>
       <w:rPr>
-        <w:rFonts w:ascii="Calibri" w:eastAsia="微軟正黑體" w:hAnsi="Calibri"/>
+        <w:rFonts w:ascii="Noto Sans CJK TC" w:eastAsia="Noto Sans CJK TC" w:hAnsi="Noto Sans CJK TC"/>
         <w:color w:val="C8A356"/>
         <w:sz w:val="16"/>
         <w:szCs w:val="16"/>
@@ -3059,7 +3059,7 @@
     </w:pPr>
     <w:r>
       <w:rPr>
-        <w:rFonts w:ascii="Calibri" w:eastAsia="微軟正黑體" w:hAnsi="Calibri"/>
+        <w:rFonts w:ascii="Noto Sans CJK TC" w:eastAsia="Noto Sans CJK TC" w:hAnsi="Noto Sans CJK TC"/>
         <w:color w:val="6E6A60"/>
         <w:spacing w:val="20"/>
         <w:sz w:val="14"/>
@@ -3221,7 +3221,7 @@
   <w:docDefaults>
     <w:rPrDefault>
       <w:rPr>
-        <w:rFonts w:ascii="Calibri" w:eastAsia="微軟正黑體" w:hAnsi="Calibri"/>
+        <w:rFonts w:ascii="Noto Serif CJK TC" w:eastAsia="Noto Serif CJK TC" w:hAnsi="Noto Serif CJK TC"/>
         <w:color w:val="2B2B28"/>
         <w:sz w:val="19"/>
         <w:szCs w:val="19"/>
